--- a/docs/UserGuide-Admin.docx
+++ b/docs/UserGuide-Admin.docx
@@ -6,7 +6,7 @@
       <w:pPr>
         <w:pStyle w:val="Heading1"/>
       </w:pPr>
-      <w:bookmarkStart w:id="0" w:name="_Toc227590634"/>
+      <w:bookmarkStart w:id="0" w:name="_Toc227592609"/>
       <w:r>
         <w:t>Table of Contents</w:t>
       </w:r>
@@ -54,7 +54,7 @@
         <w:rPr>
           <w:noProof/>
         </w:rPr>
-        <w:instrText xml:space="preserve"> PAGEREF _Toc227590634 \h </w:instrText>
+        <w:instrText xml:space="preserve"> PAGEREF _Toc227592609 \h </w:instrText>
       </w:r>
       <w:r>
         <w:rPr>
@@ -113,7 +113,7 @@
         <w:rPr>
           <w:noProof/>
         </w:rPr>
-        <w:instrText xml:space="preserve"> PAGEREF _Toc227590635 \h </w:instrText>
+        <w:instrText xml:space="preserve"> PAGEREF _Toc227592610 \h </w:instrText>
       </w:r>
       <w:r>
         <w:rPr>
@@ -172,7 +172,7 @@
         <w:rPr>
           <w:noProof/>
         </w:rPr>
-        <w:instrText xml:space="preserve"> PAGEREF _Toc227590636 \h </w:instrText>
+        <w:instrText xml:space="preserve"> PAGEREF _Toc227592611 \h </w:instrText>
       </w:r>
       <w:r>
         <w:rPr>
@@ -231,7 +231,7 @@
         <w:rPr>
           <w:noProof/>
         </w:rPr>
-        <w:instrText xml:space="preserve"> PAGEREF _Toc227590637 \h </w:instrText>
+        <w:instrText xml:space="preserve"> PAGEREF _Toc227592612 \h </w:instrText>
       </w:r>
       <w:r>
         <w:rPr>
@@ -290,7 +290,7 @@
         <w:rPr>
           <w:noProof/>
         </w:rPr>
-        <w:instrText xml:space="preserve"> PAGEREF _Toc227590638 \h </w:instrText>
+        <w:instrText xml:space="preserve"> PAGEREF _Toc227592613 \h </w:instrText>
       </w:r>
       <w:r>
         <w:rPr>
@@ -349,7 +349,7 @@
         <w:rPr>
           <w:noProof/>
         </w:rPr>
-        <w:instrText xml:space="preserve"> PAGEREF _Toc227590639 \h </w:instrText>
+        <w:instrText xml:space="preserve"> PAGEREF _Toc227592614 \h </w:instrText>
       </w:r>
       <w:r>
         <w:rPr>
@@ -408,7 +408,7 @@
         <w:rPr>
           <w:noProof/>
         </w:rPr>
-        <w:instrText xml:space="preserve"> PAGEREF _Toc227590640 \h </w:instrText>
+        <w:instrText xml:space="preserve"> PAGEREF _Toc227592615 \h </w:instrText>
       </w:r>
       <w:r>
         <w:rPr>
@@ -467,7 +467,7 @@
         <w:rPr>
           <w:noProof/>
         </w:rPr>
-        <w:instrText xml:space="preserve"> PAGEREF _Toc227590641 \h </w:instrText>
+        <w:instrText xml:space="preserve"> PAGEREF _Toc227592616 \h </w:instrText>
       </w:r>
       <w:r>
         <w:rPr>
@@ -526,7 +526,7 @@
         <w:rPr>
           <w:noProof/>
         </w:rPr>
-        <w:instrText xml:space="preserve"> PAGEREF _Toc227590642 \h </w:instrText>
+        <w:instrText xml:space="preserve"> PAGEREF _Toc227592617 \h </w:instrText>
       </w:r>
       <w:r>
         <w:rPr>
@@ -585,7 +585,7 @@
         <w:rPr>
           <w:noProof/>
         </w:rPr>
-        <w:instrText xml:space="preserve"> PAGEREF _Toc227590643 \h </w:instrText>
+        <w:instrText xml:space="preserve"> PAGEREF _Toc227592618 \h </w:instrText>
       </w:r>
       <w:r>
         <w:rPr>
@@ -644,7 +644,7 @@
         <w:rPr>
           <w:noProof/>
         </w:rPr>
-        <w:instrText xml:space="preserve"> PAGEREF _Toc227590644 \h </w:instrText>
+        <w:instrText xml:space="preserve"> PAGEREF _Toc227592619 \h </w:instrText>
       </w:r>
       <w:r>
         <w:rPr>
@@ -703,7 +703,7 @@
         <w:rPr>
           <w:noProof/>
         </w:rPr>
-        <w:instrText xml:space="preserve"> PAGEREF _Toc227590645 \h </w:instrText>
+        <w:instrText xml:space="preserve"> PAGEREF _Toc227592620 \h </w:instrText>
       </w:r>
       <w:r>
         <w:rPr>
@@ -762,7 +762,7 @@
         <w:rPr>
           <w:noProof/>
         </w:rPr>
-        <w:instrText xml:space="preserve"> PAGEREF _Toc227590646 \h </w:instrText>
+        <w:instrText xml:space="preserve"> PAGEREF _Toc227592621 \h </w:instrText>
       </w:r>
       <w:r>
         <w:rPr>
@@ -821,7 +821,7 @@
         <w:rPr>
           <w:noProof/>
         </w:rPr>
-        <w:instrText xml:space="preserve"> PAGEREF _Toc227590647 \h </w:instrText>
+        <w:instrText xml:space="preserve"> PAGEREF _Toc227592622 \h </w:instrText>
       </w:r>
       <w:r>
         <w:rPr>
@@ -880,7 +880,7 @@
         <w:rPr>
           <w:noProof/>
         </w:rPr>
-        <w:instrText xml:space="preserve"> PAGEREF _Toc227590648 \h </w:instrText>
+        <w:instrText xml:space="preserve"> PAGEREF _Toc227592623 \h </w:instrText>
       </w:r>
       <w:r>
         <w:rPr>
@@ -939,7 +939,7 @@
         <w:rPr>
           <w:noProof/>
         </w:rPr>
-        <w:instrText xml:space="preserve"> PAGEREF _Toc227590649 \h </w:instrText>
+        <w:instrText xml:space="preserve"> PAGEREF _Toc227592624 \h </w:instrText>
       </w:r>
       <w:r>
         <w:rPr>
@@ -998,7 +998,7 @@
         <w:rPr>
           <w:noProof/>
         </w:rPr>
-        <w:instrText xml:space="preserve"> PAGEREF _Toc227590650 \h </w:instrText>
+        <w:instrText xml:space="preserve"> PAGEREF _Toc227592625 \h </w:instrText>
       </w:r>
       <w:r>
         <w:rPr>
@@ -1057,7 +1057,7 @@
         <w:rPr>
           <w:noProof/>
         </w:rPr>
-        <w:instrText xml:space="preserve"> PAGEREF _Toc227590651 \h </w:instrText>
+        <w:instrText xml:space="preserve"> PAGEREF _Toc227592626 \h </w:instrText>
       </w:r>
       <w:r>
         <w:rPr>
@@ -1116,7 +1116,7 @@
         <w:rPr>
           <w:noProof/>
         </w:rPr>
-        <w:instrText xml:space="preserve"> PAGEREF _Toc227590652 \h </w:instrText>
+        <w:instrText xml:space="preserve"> PAGEREF _Toc227592627 \h </w:instrText>
       </w:r>
       <w:r>
         <w:rPr>
@@ -1175,7 +1175,7 @@
         <w:rPr>
           <w:noProof/>
         </w:rPr>
-        <w:instrText xml:space="preserve"> PAGEREF _Toc227590653 \h </w:instrText>
+        <w:instrText xml:space="preserve"> PAGEREF _Toc227592628 \h </w:instrText>
       </w:r>
       <w:r>
         <w:rPr>
@@ -1234,7 +1234,7 @@
         <w:rPr>
           <w:noProof/>
         </w:rPr>
-        <w:instrText xml:space="preserve"> PAGEREF _Toc227590654 \h </w:instrText>
+        <w:instrText xml:space="preserve"> PAGEREF _Toc227592629 \h </w:instrText>
       </w:r>
       <w:r>
         <w:rPr>
@@ -1293,7 +1293,7 @@
         <w:rPr>
           <w:noProof/>
         </w:rPr>
-        <w:instrText xml:space="preserve"> PAGEREF _Toc227590655 \h </w:instrText>
+        <w:instrText xml:space="preserve"> PAGEREF _Toc227592630 \h </w:instrText>
       </w:r>
       <w:r>
         <w:rPr>
@@ -1352,7 +1352,7 @@
         <w:rPr>
           <w:noProof/>
         </w:rPr>
-        <w:instrText xml:space="preserve"> PAGEREF _Toc227590656 \h </w:instrText>
+        <w:instrText xml:space="preserve"> PAGEREF _Toc227592631 \h </w:instrText>
       </w:r>
       <w:r>
         <w:rPr>
@@ -1411,7 +1411,7 @@
         <w:rPr>
           <w:noProof/>
         </w:rPr>
-        <w:instrText xml:space="preserve"> PAGEREF _Toc227590657 \h </w:instrText>
+        <w:instrText xml:space="preserve"> PAGEREF _Toc227592632 \h </w:instrText>
       </w:r>
       <w:r>
         <w:rPr>
@@ -1470,7 +1470,7 @@
         <w:rPr>
           <w:noProof/>
         </w:rPr>
-        <w:instrText xml:space="preserve"> PAGEREF _Toc227590658 \h </w:instrText>
+        <w:instrText xml:space="preserve"> PAGEREF _Toc227592633 \h </w:instrText>
       </w:r>
       <w:r>
         <w:rPr>
@@ -1529,7 +1529,7 @@
         <w:rPr>
           <w:noProof/>
         </w:rPr>
-        <w:instrText xml:space="preserve"> PAGEREF _Toc227590659 \h </w:instrText>
+        <w:instrText xml:space="preserve"> PAGEREF _Toc227592634 \h </w:instrText>
       </w:r>
       <w:r>
         <w:rPr>
@@ -1588,7 +1588,7 @@
         <w:rPr>
           <w:noProof/>
         </w:rPr>
-        <w:instrText xml:space="preserve"> PAGEREF _Toc227590660 \h </w:instrText>
+        <w:instrText xml:space="preserve"> PAGEREF _Toc227592635 \h </w:instrText>
       </w:r>
       <w:r>
         <w:rPr>
@@ -1647,7 +1647,7 @@
         <w:rPr>
           <w:noProof/>
         </w:rPr>
-        <w:instrText xml:space="preserve"> PAGEREF _Toc227590661 \h </w:instrText>
+        <w:instrText xml:space="preserve"> PAGEREF _Toc227592636 \h </w:instrText>
       </w:r>
       <w:r>
         <w:rPr>
@@ -1706,7 +1706,7 @@
         <w:rPr>
           <w:noProof/>
         </w:rPr>
-        <w:instrText xml:space="preserve"> PAGEREF _Toc227590662 \h </w:instrText>
+        <w:instrText xml:space="preserve"> PAGEREF _Toc227592637 \h </w:instrText>
       </w:r>
       <w:r>
         <w:rPr>
@@ -1765,7 +1765,7 @@
         <w:rPr>
           <w:noProof/>
         </w:rPr>
-        <w:instrText xml:space="preserve"> PAGEREF _Toc227590663 \h </w:instrText>
+        <w:instrText xml:space="preserve"> PAGEREF _Toc227592638 \h </w:instrText>
       </w:r>
       <w:r>
         <w:rPr>
@@ -1824,7 +1824,7 @@
         <w:rPr>
           <w:noProof/>
         </w:rPr>
-        <w:instrText xml:space="preserve"> PAGEREF _Toc227590664 \h </w:instrText>
+        <w:instrText xml:space="preserve"> PAGEREF _Toc227592639 \h </w:instrText>
       </w:r>
       <w:r>
         <w:rPr>
@@ -1884,7 +1884,7 @@
         <w:rPr>
           <w:noProof/>
         </w:rPr>
-        <w:instrText xml:space="preserve"> PAGEREF _Toc227590665 \h </w:instrText>
+        <w:instrText xml:space="preserve"> PAGEREF _Toc227592640 \h </w:instrText>
       </w:r>
       <w:r>
         <w:rPr>
@@ -1943,7 +1943,7 @@
         <w:rPr>
           <w:noProof/>
         </w:rPr>
-        <w:instrText xml:space="preserve"> PAGEREF _Toc227590666 \h </w:instrText>
+        <w:instrText xml:space="preserve"> PAGEREF _Toc227592641 \h </w:instrText>
       </w:r>
       <w:r>
         <w:rPr>
@@ -2002,7 +2002,7 @@
         <w:rPr>
           <w:noProof/>
         </w:rPr>
-        <w:instrText xml:space="preserve"> PAGEREF _Toc227590667 \h </w:instrText>
+        <w:instrText xml:space="preserve"> PAGEREF _Toc227592642 \h </w:instrText>
       </w:r>
       <w:r>
         <w:rPr>
@@ -2061,7 +2061,7 @@
         <w:rPr>
           <w:noProof/>
         </w:rPr>
-        <w:instrText xml:space="preserve"> PAGEREF _Toc227590668 \h </w:instrText>
+        <w:instrText xml:space="preserve"> PAGEREF _Toc227592643 \h </w:instrText>
       </w:r>
       <w:r>
         <w:rPr>
@@ -2120,7 +2120,7 @@
         <w:rPr>
           <w:noProof/>
         </w:rPr>
-        <w:instrText xml:space="preserve"> PAGEREF _Toc227590669 \h </w:instrText>
+        <w:instrText xml:space="preserve"> PAGEREF _Toc227592644 \h </w:instrText>
       </w:r>
       <w:r>
         <w:rPr>
@@ -2179,7 +2179,7 @@
         <w:rPr>
           <w:noProof/>
         </w:rPr>
-        <w:instrText xml:space="preserve"> PAGEREF _Toc227590670 \h </w:instrText>
+        <w:instrText xml:space="preserve"> PAGEREF _Toc227592645 \h </w:instrText>
       </w:r>
       <w:r>
         <w:rPr>
@@ -2238,7 +2238,7 @@
         <w:rPr>
           <w:noProof/>
         </w:rPr>
-        <w:instrText xml:space="preserve"> PAGEREF _Toc227590671 \h </w:instrText>
+        <w:instrText xml:space="preserve"> PAGEREF _Toc227592646 \h </w:instrText>
       </w:r>
       <w:r>
         <w:rPr>
@@ -2297,7 +2297,7 @@
         <w:rPr>
           <w:noProof/>
         </w:rPr>
-        <w:instrText xml:space="preserve"> PAGEREF _Toc227590672 \h </w:instrText>
+        <w:instrText xml:space="preserve"> PAGEREF _Toc227592647 \h </w:instrText>
       </w:r>
       <w:r>
         <w:rPr>
@@ -2356,7 +2356,7 @@
         <w:rPr>
           <w:noProof/>
         </w:rPr>
-        <w:instrText xml:space="preserve"> PAGEREF _Toc227590673 \h </w:instrText>
+        <w:instrText xml:space="preserve"> PAGEREF _Toc227592648 \h </w:instrText>
       </w:r>
       <w:r>
         <w:rPr>
@@ -2415,7 +2415,7 @@
         <w:rPr>
           <w:noProof/>
         </w:rPr>
-        <w:instrText xml:space="preserve"> PAGEREF _Toc227590674 \h </w:instrText>
+        <w:instrText xml:space="preserve"> PAGEREF _Toc227592649 \h </w:instrText>
       </w:r>
       <w:r>
         <w:rPr>
@@ -2474,7 +2474,7 @@
         <w:rPr>
           <w:noProof/>
         </w:rPr>
-        <w:instrText xml:space="preserve"> PAGEREF _Toc227590675 \h </w:instrText>
+        <w:instrText xml:space="preserve"> PAGEREF _Toc227592650 \h </w:instrText>
       </w:r>
       <w:r>
         <w:rPr>
@@ -2533,7 +2533,7 @@
         <w:rPr>
           <w:noProof/>
         </w:rPr>
-        <w:instrText xml:space="preserve"> PAGEREF _Toc227590676 \h </w:instrText>
+        <w:instrText xml:space="preserve"> PAGEREF _Toc227592651 \h </w:instrText>
       </w:r>
       <w:r>
         <w:rPr>
@@ -2592,7 +2592,7 @@
         <w:rPr>
           <w:noProof/>
         </w:rPr>
-        <w:instrText xml:space="preserve"> PAGEREF _Toc227590677 \h </w:instrText>
+        <w:instrText xml:space="preserve"> PAGEREF _Toc227592652 \h </w:instrText>
       </w:r>
       <w:r>
         <w:rPr>
@@ -2651,7 +2651,7 @@
         <w:rPr>
           <w:noProof/>
         </w:rPr>
-        <w:instrText xml:space="preserve"> PAGEREF _Toc227590678 \h </w:instrText>
+        <w:instrText xml:space="preserve"> PAGEREF _Toc227592653 \h </w:instrText>
       </w:r>
       <w:r>
         <w:rPr>
@@ -2710,7 +2710,7 @@
         <w:rPr>
           <w:noProof/>
         </w:rPr>
-        <w:instrText xml:space="preserve"> PAGEREF _Toc227590679 \h </w:instrText>
+        <w:instrText xml:space="preserve"> PAGEREF _Toc227592654 \h </w:instrText>
       </w:r>
       <w:r>
         <w:rPr>
@@ -2769,7 +2769,7 @@
         <w:rPr>
           <w:noProof/>
         </w:rPr>
-        <w:instrText xml:space="preserve"> PAGEREF _Toc227590680 \h </w:instrText>
+        <w:instrText xml:space="preserve"> PAGEREF _Toc227592655 \h </w:instrText>
       </w:r>
       <w:r>
         <w:rPr>
@@ -2828,7 +2828,7 @@
         <w:rPr>
           <w:noProof/>
         </w:rPr>
-        <w:instrText xml:space="preserve"> PAGEREF _Toc227590681 \h </w:instrText>
+        <w:instrText xml:space="preserve"> PAGEREF _Toc227592656 \h </w:instrText>
       </w:r>
       <w:r>
         <w:rPr>
@@ -2887,7 +2887,7 @@
         <w:rPr>
           <w:noProof/>
         </w:rPr>
-        <w:instrText xml:space="preserve"> PAGEREF _Toc227590682 \h </w:instrText>
+        <w:instrText xml:space="preserve"> PAGEREF _Toc227592657 \h </w:instrText>
       </w:r>
       <w:r>
         <w:rPr>
@@ -2946,7 +2946,7 @@
         <w:rPr>
           <w:noProof/>
         </w:rPr>
-        <w:instrText xml:space="preserve"> PAGEREF _Toc227590683 \h </w:instrText>
+        <w:instrText xml:space="preserve"> PAGEREF _Toc227592658 \h </w:instrText>
       </w:r>
       <w:r>
         <w:rPr>
@@ -3005,7 +3005,7 @@
         <w:rPr>
           <w:noProof/>
         </w:rPr>
-        <w:instrText xml:space="preserve"> PAGEREF _Toc227590684 \h </w:instrText>
+        <w:instrText xml:space="preserve"> PAGEREF _Toc227592659 \h </w:instrText>
       </w:r>
       <w:r>
         <w:rPr>
@@ -3064,7 +3064,7 @@
         <w:rPr>
           <w:noProof/>
         </w:rPr>
-        <w:instrText xml:space="preserve"> PAGEREF _Toc227590685 \h </w:instrText>
+        <w:instrText xml:space="preserve"> PAGEREF _Toc227592660 \h </w:instrText>
       </w:r>
       <w:r>
         <w:rPr>
@@ -3123,7 +3123,7 @@
         <w:rPr>
           <w:noProof/>
         </w:rPr>
-        <w:instrText xml:space="preserve"> PAGEREF _Toc227590686 \h </w:instrText>
+        <w:instrText xml:space="preserve"> PAGEREF _Toc227592661 \h </w:instrText>
       </w:r>
       <w:r>
         <w:rPr>
@@ -3182,7 +3182,7 @@
         <w:rPr>
           <w:noProof/>
         </w:rPr>
-        <w:instrText xml:space="preserve"> PAGEREF _Toc227590687 \h </w:instrText>
+        <w:instrText xml:space="preserve"> PAGEREF _Toc227592662 \h </w:instrText>
       </w:r>
       <w:r>
         <w:rPr>
@@ -3241,7 +3241,7 @@
         <w:rPr>
           <w:noProof/>
         </w:rPr>
-        <w:instrText xml:space="preserve"> PAGEREF _Toc227590688 \h </w:instrText>
+        <w:instrText xml:space="preserve"> PAGEREF _Toc227592663 \h </w:instrText>
       </w:r>
       <w:r>
         <w:rPr>
@@ -3300,7 +3300,7 @@
         <w:rPr>
           <w:noProof/>
         </w:rPr>
-        <w:instrText xml:space="preserve"> PAGEREF _Toc227590689 \h </w:instrText>
+        <w:instrText xml:space="preserve"> PAGEREF _Toc227592664 \h </w:instrText>
       </w:r>
       <w:r>
         <w:rPr>
@@ -3359,7 +3359,7 @@
         <w:rPr>
           <w:noProof/>
         </w:rPr>
-        <w:instrText xml:space="preserve"> PAGEREF _Toc227590690 \h </w:instrText>
+        <w:instrText xml:space="preserve"> PAGEREF _Toc227592665 \h </w:instrText>
       </w:r>
       <w:r>
         <w:rPr>
@@ -3418,7 +3418,7 @@
         <w:rPr>
           <w:noProof/>
         </w:rPr>
-        <w:instrText xml:space="preserve"> PAGEREF _Toc227590691 \h </w:instrText>
+        <w:instrText xml:space="preserve"> PAGEREF _Toc227592666 \h </w:instrText>
       </w:r>
       <w:r>
         <w:rPr>
@@ -3477,7 +3477,7 @@
         <w:rPr>
           <w:noProof/>
         </w:rPr>
-        <w:instrText xml:space="preserve"> PAGEREF _Toc227590692 \h </w:instrText>
+        <w:instrText xml:space="preserve"> PAGEREF _Toc227592667 \h </w:instrText>
       </w:r>
       <w:r>
         <w:rPr>
@@ -3536,7 +3536,7 @@
         <w:rPr>
           <w:noProof/>
         </w:rPr>
-        <w:instrText xml:space="preserve"> PAGEREF _Toc227590693 \h </w:instrText>
+        <w:instrText xml:space="preserve"> PAGEREF _Toc227592668 \h </w:instrText>
       </w:r>
       <w:r>
         <w:rPr>
@@ -3673,7 +3673,7 @@
       <w:pPr>
         <w:pStyle w:val="Heading2"/>
       </w:pPr>
-      <w:bookmarkStart w:id="1" w:name="_Toc227590635"/>
+      <w:bookmarkStart w:id="1" w:name="_Toc227592610"/>
       <w:r>
         <w:lastRenderedPageBreak/>
         <w:t>1. Introduction</w:t>
@@ -3684,7 +3684,7 @@
       <w:pPr>
         <w:pStyle w:val="Heading3"/>
       </w:pPr>
-      <w:bookmarkStart w:id="2" w:name="_Toc227590636"/>
+      <w:bookmarkStart w:id="2" w:name="_Toc227592611"/>
       <w:r>
         <w:t>1.1 About this guide</w:t>
       </w:r>
@@ -3726,7 +3726,7 @@
       <w:pPr>
         <w:pStyle w:val="Heading3"/>
       </w:pPr>
-      <w:bookmarkStart w:id="3" w:name="_Toc227590637"/>
+      <w:bookmarkStart w:id="3" w:name="_Toc227592612"/>
       <w:r>
         <w:t>1.2 What an administrator does</w:t>
       </w:r>
@@ -3797,7 +3797,7 @@
       <w:pPr>
         <w:pStyle w:val="Heading3"/>
       </w:pPr>
-      <w:bookmarkStart w:id="4" w:name="_Toc227590638"/>
+      <w:bookmarkStart w:id="4" w:name="_Toc227592613"/>
       <w:r>
         <w:t>1.3 Platform overview</w:t>
       </w:r>
@@ -3878,7 +3878,7 @@
       <w:pPr>
         <w:pStyle w:val="Heading2"/>
       </w:pPr>
-      <w:bookmarkStart w:id="5" w:name="_Toc227590639"/>
+      <w:bookmarkStart w:id="5" w:name="_Toc227592614"/>
       <w:r>
         <w:lastRenderedPageBreak/>
         <w:t>2. Master data setup</w:t>
@@ -3894,7 +3894,7 @@
       <w:pPr>
         <w:pStyle w:val="Heading3"/>
       </w:pPr>
-      <w:bookmarkStart w:id="6" w:name="_Toc227590640"/>
+      <w:bookmarkStart w:id="6" w:name="_Toc227592615"/>
       <w:r>
         <w:t>2.1 Location hierarchy</w:t>
       </w:r>
@@ -4072,7 +4072,7 @@
       <w:pPr>
         <w:pStyle w:val="Heading3"/>
       </w:pPr>
-      <w:bookmarkStart w:id="7" w:name="_Toc227590641"/>
+      <w:bookmarkStart w:id="7" w:name="_Toc227592616"/>
       <w:r>
         <w:t>2.2 Equipment classification</w:t>
       </w:r>
@@ -4264,7 +4264,7 @@
       <w:pPr>
         <w:pStyle w:val="Heading3"/>
       </w:pPr>
-      <w:bookmarkStart w:id="8" w:name="_Toc227590642"/>
+      <w:bookmarkStart w:id="8" w:name="_Toc227592617"/>
       <w:r>
         <w:t>2.3 People and organisations</w:t>
       </w:r>
@@ -4442,7 +4442,7 @@
       <w:pPr>
         <w:pStyle w:val="Heading3"/>
       </w:pPr>
-      <w:bookmarkStart w:id="9" w:name="_Toc227590643"/>
+      <w:bookmarkStart w:id="9" w:name="_Toc227592618"/>
       <w:r>
         <w:t>2.4 Catalogue</w:t>
       </w:r>
@@ -4517,7 +4517,7 @@
       <w:pPr>
         <w:pStyle w:val="Heading3"/>
       </w:pPr>
-      <w:bookmarkStart w:id="10" w:name="_Toc227590644"/>
+      <w:bookmarkStart w:id="10" w:name="_Toc227592619"/>
       <w:r>
         <w:lastRenderedPageBreak/>
         <w:t>2.5 Job Statuses</w:t>
@@ -4543,460 +4543,6 @@
                 <pic:pic xmlns:pic="http://schemas.openxmlformats.org/drawingml/2006/picture">
                   <pic:nvPicPr>
                     <pic:cNvPr id="5" name=""/>
-                    <pic:cNvPicPr/>
-                  </pic:nvPicPr>
-                  <pic:blipFill>
-                    <a:blip r:embed="rId10" cstate="print">
-                      <a:extLst>
-                        <a:ext uri="{28A0092B-C50C-407E-A947-70E740481C1C}">
-                          <a14:useLocalDpi xmlns:a14="http://schemas.microsoft.com/office/drawing/2010/main" val="0"/>
-                        </a:ext>
-                      </a:extLst>
-                    </a:blip>
-                    <a:stretch>
-                      <a:fillRect/>
-                    </a:stretch>
-                  </pic:blipFill>
-                  <pic:spPr>
-                    <a:xfrm>
-                      <a:off x="0" y="0"/>
-                      <a:ext cx="5029200" cy="2828925"/>
-                    </a:xfrm>
-                    <a:prstGeom prst="rect">
-                      <a:avLst/>
-                    </a:prstGeom>
-                  </pic:spPr>
-                </pic:pic>
-              </a:graphicData>
-            </a:graphic>
-          </wp:inline>
-        </w:drawing>
-      </w:r>
-    </w:p>
-    <w:p>
-      <w:pPr>
-        <w:pStyle w:val="Caption"/>
-        <w:rPr>
-          <w:i w:val="0"/>
-        </w:rPr>
-      </w:pPr>
-      <w:r>
-        <w:t>Figure: Job Status setup</w:t>
-      </w:r>
-    </w:p>
-    <w:p>
-      <w:r>
-        <w:t>Job Statuses define the execution status codes a Work Order passes through. The three codes the application treats specially are:</w:t>
-      </w:r>
-    </w:p>
-    <w:p>
-      <w:pPr>
-        <w:pStyle w:val="ListBullet"/>
-      </w:pPr>
-      <w:r>
-        <w:rPr>
-          <w:b/>
-        </w:rPr>
-        <w:t>AP</w:t>
-      </w:r>
-      <w:r>
-        <w:t xml:space="preserve"> — initial CM job status (Awaiting Planning)</w:t>
-      </w:r>
-    </w:p>
-    <w:p>
-      <w:pPr>
-        <w:pStyle w:val="ListBullet"/>
-      </w:pPr>
-      <w:r>
-        <w:rPr>
-          <w:b/>
-        </w:rPr>
-        <w:t>AA</w:t>
-      </w:r>
-      <w:r>
-        <w:t xml:space="preserve"> — initial PM job status (Awaiting Assignment)</w:t>
-      </w:r>
-    </w:p>
-    <w:p>
-      <w:pPr>
-        <w:pStyle w:val="ListBullet"/>
-      </w:pPr>
-      <w:r>
-        <w:rPr>
-          <w:b/>
-        </w:rPr>
-        <w:t>TC</w:t>
-      </w:r>
-      <w:r>
-        <w:t xml:space="preserve"> — closure status (Technical Completion)</w:t>
-      </w:r>
-    </w:p>
-    <w:p>
-      <w:r>
-        <w:t>These three must exist. You may add any number of intermediate statuses at your site (for example *In Progress*, *On Hold*, *Waiting Parts*). Intermediate codes are free-form but should remain stable once transactions have been recorded against them.</w:t>
-      </w:r>
-    </w:p>
-    <w:p>
-      <w:pPr>
-        <w:pStyle w:val="Heading3"/>
-      </w:pPr>
-      <w:bookmarkStart w:id="11" w:name="_Toc227590645"/>
-      <w:r>
-        <w:t>2.6 Document Types</w:t>
-      </w:r>
-      <w:bookmarkEnd w:id="11"/>
-    </w:p>
-    <w:p>
-      <w:r>
-        <w:t xml:space="preserve">The internal </w:t>
-      </w:r>
-      <w:r>
-        <w:rPr>
-          <w:b/>
-        </w:rPr>
-        <w:t>DocTypes</w:t>
-      </w:r>
-      <w:r>
-        <w:t xml:space="preserve"> table is seeded automatically on startup by the `ModuleUpdater` with the codes `PM`, `CM`, `PR`, `WR` and `DE`. You should not need to modify this table manually.</w:t>
-      </w:r>
-    </w:p>
-    <w:p>
-      <w:pPr>
-        <w:pStyle w:val="Heading3"/>
-      </w:pPr>
-      <w:bookmarkStart w:id="12" w:name="_Toc227590646"/>
-      <w:r>
-        <w:t>2.7 PM Schedule setup</w:t>
-      </w:r>
-      <w:bookmarkEnd w:id="12"/>
-    </w:p>
-    <w:p>
-      <w:r>
-        <w:t xml:space="preserve">Before schedules can be created, the supporting data under </w:t>
-      </w:r>
-      <w:r>
-        <w:rPr>
-          <w:b/>
-        </w:rPr>
-        <w:t>PM Schedule Setup</w:t>
-      </w:r>
-      <w:r>
-        <w:t xml:space="preserve"> must exist:</w:t>
-      </w:r>
-    </w:p>
-    <w:p>
-      <w:pPr>
-        <w:pStyle w:val="ListBullet"/>
-      </w:pPr>
-      <w:r>
-        <w:rPr>
-          <w:b/>
-        </w:rPr>
-        <w:t>PM Classes</w:t>
-      </w:r>
-      <w:r>
-        <w:t xml:space="preserve"> — classification of PM activities</w:t>
-      </w:r>
-    </w:p>
-    <w:p>
-      <w:pPr>
-        <w:pStyle w:val="ListBullet"/>
-      </w:pPr>
-      <w:r>
-        <w:rPr>
-          <w:b/>
-        </w:rPr>
-        <w:t>PM Departments</w:t>
-      </w:r>
-      <w:r>
-        <w:t xml:space="preserve"> — the department owning the PM</w:t>
-      </w:r>
-    </w:p>
-    <w:p>
-      <w:pPr>
-        <w:pStyle w:val="ListBullet"/>
-      </w:pPr>
-      <w:r>
-        <w:rPr>
-          <w:b/>
-        </w:rPr>
-        <w:t>PM Frequencies</w:t>
-      </w:r>
-      <w:r>
-        <w:t xml:space="preserve"> — the interval (Daily, Weekly, Monthly, Quarterly, Annual, etc.)</w:t>
-      </w:r>
-    </w:p>
-    <w:p>
-      <w:pPr>
-        <w:pStyle w:val="Heading3"/>
-      </w:pPr>
-      <w:bookmarkStart w:id="13" w:name="_Toc227590647"/>
-      <w:r>
-        <w:t>2.8 Deviation setup</w:t>
-      </w:r>
-      <w:bookmarkEnd w:id="13"/>
-    </w:p>
-    <w:p>
-      <w:r>
-        <w:t xml:space="preserve">Reference data under </w:t>
-      </w:r>
-      <w:r>
-        <w:rPr>
-          <w:b/>
-        </w:rPr>
-        <w:t>Deviation Setup</w:t>
-      </w:r>
-      <w:r>
-        <w:t>:</w:t>
-      </w:r>
-    </w:p>
-    <w:p>
-      <w:pPr>
-        <w:pStyle w:val="ListBullet"/>
-      </w:pPr>
-      <w:r>
-        <w:rPr>
-          <w:b/>
-        </w:rPr>
-        <w:t>Discipline</w:t>
-      </w:r>
-      <w:r>
-        <w:t xml:space="preserve"> — Mechanical, Electrical, Instrumentation, HSE, etc.</w:t>
-      </w:r>
-    </w:p>
-    <w:p>
-      <w:pPr>
-        <w:pStyle w:val="ListBullet"/>
-      </w:pPr>
-      <w:r>
-        <w:rPr>
-          <w:b/>
-        </w:rPr>
-        <w:t>Frequencies</w:t>
-      </w:r>
-      <w:r>
-        <w:t xml:space="preserve"> — the deviation review frequency</w:t>
-      </w:r>
-    </w:p>
-    <w:p>
-      <w:pPr>
-        <w:pStyle w:val="ListBullet"/>
-      </w:pPr>
-      <w:r>
-        <w:rPr>
-          <w:b/>
-        </w:rPr>
-        <w:t>Locations</w:t>
-      </w:r>
-      <w:r>
-        <w:t xml:space="preserve"> — location classifications for deviations</w:t>
-      </w:r>
-    </w:p>
-    <w:p>
-      <w:pPr>
-        <w:pStyle w:val="ListBullet"/>
-      </w:pPr>
-      <w:r>
-        <w:rPr>
-          <w:b/>
-        </w:rPr>
-        <w:lastRenderedPageBreak/>
-        <w:t>Risk Assets / People / Environment / Community</w:t>
-      </w:r>
-      <w:r>
-        <w:t xml:space="preserve"> — the risk lookup tables referenced by the Risk Assessment section of a Deviation</w:t>
-      </w:r>
-    </w:p>
-    <w:p>
-      <w:pPr>
-        <w:pStyle w:val="ListBullet"/>
-      </w:pPr>
-      <w:r>
-        <w:rPr>
-          <w:b/>
-        </w:rPr>
-        <w:t>Risks</w:t>
-      </w:r>
-      <w:r>
-        <w:t xml:space="preserve"> — the consolidated risk catalogue</w:t>
-      </w:r>
-    </w:p>
-    <w:p>
-      <w:r>
-        <w:t xml:space="preserve">And under </w:t>
-      </w:r>
-      <w:r>
-        <w:rPr>
-          <w:b/>
-        </w:rPr>
-        <w:t>Setup</w:t>
-      </w:r>
-      <w:r>
-        <w:t>:</w:t>
-      </w:r>
-    </w:p>
-    <w:p>
-      <w:pPr>
-        <w:pStyle w:val="ListBullet"/>
-      </w:pPr>
-      <w:r>
-        <w:rPr>
-          <w:b/>
-        </w:rPr>
-        <w:t>Deviation WO Types</w:t>
-      </w:r>
-      <w:r>
-        <w:t xml:space="preserve"> — Work Order types that require a deviation to be linked at save time</w:t>
-      </w:r>
-    </w:p>
-    <w:p>
-      <w:pPr>
-        <w:pStyle w:val="ListBullet"/>
-      </w:pPr>
-      <w:r>
-        <w:rPr>
-          <w:b/>
-        </w:rPr>
-        <w:t>Deviation WR Types</w:t>
-      </w:r>
-      <w:r>
-        <w:t xml:space="preserve"> — Work Request types that require a deviation</w:t>
-      </w:r>
-    </w:p>
-    <w:p>
-      <w:pPr>
-        <w:pStyle w:val="Heading3"/>
-      </w:pPr>
-      <w:bookmarkStart w:id="14" w:name="_Toc227590648"/>
-      <w:r>
-        <w:t>2.9 Good master-data hygiene</w:t>
-      </w:r>
-      <w:bookmarkEnd w:id="14"/>
-    </w:p>
-    <w:p>
-      <w:pPr>
-        <w:pStyle w:val="ListBullet"/>
-      </w:pPr>
-      <w:r>
-        <w:rPr>
-          <w:b/>
-        </w:rPr>
-        <w:t>Use short stable codes.</w:t>
-      </w:r>
-      <w:r>
-        <w:t xml:space="preserve"> Codes are referenced throughout the database and are hard to change after transactions exist.</w:t>
-      </w:r>
-    </w:p>
-    <w:p>
-      <w:pPr>
-        <w:pStyle w:val="ListBullet"/>
-      </w:pPr>
-      <w:r>
-        <w:rPr>
-          <w:b/>
-        </w:rPr>
-        <w:t>Do not delete</w:t>
-      </w:r>
-      <w:r>
-        <w:t xml:space="preserve"> master records that have been referenced by transactions — the system will block it. Flag them as inactive if your site's setup supports it, or leave them untouched.</w:t>
-      </w:r>
-    </w:p>
-    <w:p>
-      <w:pPr>
-        <w:pStyle w:val="ListBullet"/>
-      </w:pPr>
-      <w:r>
-        <w:rPr>
-          <w:b/>
-        </w:rPr>
-        <w:t>Review classifications with business owners before go-live.</w:t>
-      </w:r>
-      <w:r>
-        <w:t xml:space="preserve"> Renaming an Equipment Class after 10,000 equipment records exist is cosmetic only; merging or splitting classes later requires a data migration.</w:t>
-      </w:r>
-    </w:p>
-    <w:p>
-      <w:pPr>
-        <w:pStyle w:val="ListBullet"/>
-      </w:pPr>
-      <w:r>
-        <w:rPr>
-          <w:b/>
-        </w:rPr>
-        <w:t>Changes to Job Statuses are sensitive.</w:t>
-      </w:r>
-      <w:r>
-        <w:t xml:space="preserve"> Never delete `AP`, `AA` or `TC` — the application uses their codes in business rules.</w:t>
-      </w:r>
-    </w:p>
-    <w:p>
-      <w:r>
-        <w:br w:type="page"/>
-      </w:r>
-    </w:p>
-    <w:p>
-      <w:pPr>
-        <w:pStyle w:val="Heading2"/>
-      </w:pPr>
-      <w:bookmarkStart w:id="15" w:name="_Toc227590649"/>
-      <w:r>
-        <w:lastRenderedPageBreak/>
-        <w:t>3. User and role administration</w:t>
-      </w:r>
-      <w:bookmarkEnd w:id="15"/>
-    </w:p>
-    <w:p>
-      <w:pPr>
-        <w:pStyle w:val="Heading3"/>
-      </w:pPr>
-      <w:bookmarkStart w:id="16" w:name="_Toc227590650"/>
-      <w:r>
-        <w:t>3.1 Where users are managed</w:t>
-      </w:r>
-      <w:bookmarkEnd w:id="16"/>
-    </w:p>
-    <w:p>
-      <w:r>
-        <w:t xml:space="preserve">User accounts are managed by users with the </w:t>
-      </w:r>
-      <w:r>
-        <w:rPr>
-          <w:b/>
-        </w:rPr>
-        <w:t>Administrators</w:t>
-      </w:r>
-      <w:r>
-        <w:t xml:space="preserve"> role. Open the Admin navigation group and go to </w:t>
-      </w:r>
-      <w:r>
-        <w:rPr>
-          <w:b/>
-        </w:rPr>
-        <w:t>Users</w:t>
-      </w:r>
-      <w:r>
-        <w:t>.</w:t>
-      </w:r>
-    </w:p>
-    <w:p>
-      <w:pPr>
-        <w:jc w:val="center"/>
-      </w:pPr>
-      <w:r>
-        <w:rPr>
-          <w:noProof/>
-        </w:rPr>
-        <w:drawing>
-          <wp:inline distT="0" distB="0" distL="0" distR="0">
-            <wp:extent cx="5029200" cy="2828925"/>
-            <wp:effectExtent l="0" t="0" r="0" b="9525"/>
-            <wp:docPr id="6" name="Picture 6"/>
-            <wp:cNvGraphicFramePr/>
-            <a:graphic xmlns:a="http://schemas.openxmlformats.org/drawingml/2006/main">
-              <a:graphicData uri="http://schemas.openxmlformats.org/drawingml/2006/picture">
-                <pic:pic xmlns:pic="http://schemas.openxmlformats.org/drawingml/2006/picture">
-                  <pic:nvPicPr>
-                    <pic:cNvPr id="6" name=""/>
                     <pic:cNvPicPr/>
                   </pic:nvPicPr>
                   <pic:blipFill>
@@ -5035,31 +4581,398 @@
         </w:rPr>
       </w:pPr>
       <w:r>
-        <w:t>Figure: User admin</w:t>
+        <w:t>Figure: Job Status setup</w:t>
+      </w:r>
+    </w:p>
+    <w:p>
+      <w:r>
+        <w:t>Job Statuses define the execution status codes a Work Order passes through. The three codes the application treats specially are:</w:t>
+      </w:r>
+    </w:p>
+    <w:p>
+      <w:pPr>
+        <w:pStyle w:val="ListBullet"/>
+      </w:pPr>
+      <w:r>
+        <w:rPr>
+          <w:b/>
+        </w:rPr>
+        <w:t>AP</w:t>
+      </w:r>
+      <w:r>
+        <w:t xml:space="preserve"> — initial CM job status (Awaiting Planning)</w:t>
+      </w:r>
+    </w:p>
+    <w:p>
+      <w:pPr>
+        <w:pStyle w:val="ListBullet"/>
+      </w:pPr>
+      <w:r>
+        <w:rPr>
+          <w:b/>
+        </w:rPr>
+        <w:t>AA</w:t>
+      </w:r>
+      <w:r>
+        <w:t xml:space="preserve"> — initial PM job status (Awaiting Assignment)</w:t>
+      </w:r>
+    </w:p>
+    <w:p>
+      <w:pPr>
+        <w:pStyle w:val="ListBullet"/>
+      </w:pPr>
+      <w:r>
+        <w:rPr>
+          <w:b/>
+        </w:rPr>
+        <w:t>TC</w:t>
+      </w:r>
+      <w:r>
+        <w:t xml:space="preserve"> — closure status (Technical Completion)</w:t>
+      </w:r>
+    </w:p>
+    <w:p>
+      <w:r>
+        <w:t>These three must exist. You may add any number of intermediate statuses at your site (for example *In Progress*, *On Hold*, *Waiting Parts*). Intermediate codes are free-form but should remain stable once transactions have been recorded against them.</w:t>
       </w:r>
     </w:p>
     <w:p>
       <w:pPr>
         <w:pStyle w:val="Heading3"/>
       </w:pPr>
-      <w:bookmarkStart w:id="17" w:name="_Toc227590651"/>
-      <w:r>
-        <w:t>3.2 Creating a user</w:t>
-      </w:r>
-      <w:bookmarkEnd w:id="17"/>
-    </w:p>
-    <w:p>
-      <w:pPr>
-        <w:pStyle w:val="ListNumber"/>
-      </w:pPr>
-      <w:r>
-        <w:t xml:space="preserve">Click </w:t>
-      </w:r>
-      <w:r>
-        <w:rPr>
-          <w:b/>
-        </w:rPr>
-        <w:t>New</w:t>
+      <w:bookmarkStart w:id="11" w:name="_Toc227592620"/>
+      <w:r>
+        <w:t>2.6 Document Types</w:t>
+      </w:r>
+      <w:bookmarkEnd w:id="11"/>
+    </w:p>
+    <w:p>
+      <w:r>
+        <w:t xml:space="preserve">The internal </w:t>
+      </w:r>
+      <w:r>
+        <w:rPr>
+          <w:b/>
+        </w:rPr>
+        <w:t>DocTypes</w:t>
+      </w:r>
+      <w:r>
+        <w:t xml:space="preserve"> table is seeded automatically on startup by the `ModuleUpdater` with the codes `PM`, `CM`, `PR`, `WR` and `DE`. You should not need to modify this table manually.</w:t>
+      </w:r>
+    </w:p>
+    <w:p>
+      <w:pPr>
+        <w:pStyle w:val="Heading3"/>
+      </w:pPr>
+      <w:bookmarkStart w:id="12" w:name="_Toc227592621"/>
+      <w:r>
+        <w:t>2.7 PM Schedule setup</w:t>
+      </w:r>
+      <w:bookmarkEnd w:id="12"/>
+    </w:p>
+    <w:p>
+      <w:r>
+        <w:t xml:space="preserve">Before schedules can be created, the supporting data under </w:t>
+      </w:r>
+      <w:r>
+        <w:rPr>
+          <w:b/>
+        </w:rPr>
+        <w:t>PM Schedule Setup</w:t>
+      </w:r>
+      <w:r>
+        <w:t xml:space="preserve"> must exist:</w:t>
+      </w:r>
+    </w:p>
+    <w:p>
+      <w:pPr>
+        <w:pStyle w:val="ListBullet"/>
+      </w:pPr>
+      <w:r>
+        <w:rPr>
+          <w:b/>
+        </w:rPr>
+        <w:t>PM Classes</w:t>
+      </w:r>
+      <w:r>
+        <w:t xml:space="preserve"> — classification of PM activities</w:t>
+      </w:r>
+    </w:p>
+    <w:p>
+      <w:pPr>
+        <w:pStyle w:val="ListBullet"/>
+      </w:pPr>
+      <w:r>
+        <w:rPr>
+          <w:b/>
+        </w:rPr>
+        <w:t>PM Departments</w:t>
+      </w:r>
+      <w:r>
+        <w:t xml:space="preserve"> — the department owning the PM</w:t>
+      </w:r>
+    </w:p>
+    <w:p>
+      <w:pPr>
+        <w:pStyle w:val="ListBullet"/>
+      </w:pPr>
+      <w:r>
+        <w:rPr>
+          <w:b/>
+        </w:rPr>
+        <w:t>PM Frequencies</w:t>
+      </w:r>
+      <w:r>
+        <w:t xml:space="preserve"> — the interval (Daily, Weekly, Monthly, Quarterly, Annual, etc.)</w:t>
+      </w:r>
+    </w:p>
+    <w:p>
+      <w:pPr>
+        <w:pStyle w:val="Heading3"/>
+      </w:pPr>
+      <w:bookmarkStart w:id="13" w:name="_Toc227592622"/>
+      <w:r>
+        <w:t>2.8 Deviation setup</w:t>
+      </w:r>
+      <w:bookmarkEnd w:id="13"/>
+    </w:p>
+    <w:p>
+      <w:r>
+        <w:t xml:space="preserve">Reference data under </w:t>
+      </w:r>
+      <w:r>
+        <w:rPr>
+          <w:b/>
+        </w:rPr>
+        <w:t>Deviation Setup</w:t>
+      </w:r>
+      <w:r>
+        <w:t>:</w:t>
+      </w:r>
+    </w:p>
+    <w:p>
+      <w:pPr>
+        <w:pStyle w:val="ListBullet"/>
+      </w:pPr>
+      <w:r>
+        <w:rPr>
+          <w:b/>
+        </w:rPr>
+        <w:t>Discipline</w:t>
+      </w:r>
+      <w:r>
+        <w:t xml:space="preserve"> — Mechanical, Electrical, Instrumentation, HSE, etc.</w:t>
+      </w:r>
+    </w:p>
+    <w:p>
+      <w:pPr>
+        <w:pStyle w:val="ListBullet"/>
+      </w:pPr>
+      <w:r>
+        <w:rPr>
+          <w:b/>
+        </w:rPr>
+        <w:t>Frequencies</w:t>
+      </w:r>
+      <w:r>
+        <w:t xml:space="preserve"> — the deviation review frequency</w:t>
+      </w:r>
+    </w:p>
+    <w:p>
+      <w:pPr>
+        <w:pStyle w:val="ListBullet"/>
+      </w:pPr>
+      <w:r>
+        <w:rPr>
+          <w:b/>
+        </w:rPr>
+        <w:t>Locations</w:t>
+      </w:r>
+      <w:r>
+        <w:t xml:space="preserve"> — location classifications for deviations</w:t>
+      </w:r>
+    </w:p>
+    <w:p>
+      <w:pPr>
+        <w:pStyle w:val="ListBullet"/>
+      </w:pPr>
+      <w:r>
+        <w:rPr>
+          <w:b/>
+        </w:rPr>
+        <w:lastRenderedPageBreak/>
+        <w:t>Risk Assets / People / Environment / Community</w:t>
+      </w:r>
+      <w:r>
+        <w:t xml:space="preserve"> — the risk lookup tables referenced by the Risk Assessment section of a Deviation</w:t>
+      </w:r>
+    </w:p>
+    <w:p>
+      <w:pPr>
+        <w:pStyle w:val="ListBullet"/>
+      </w:pPr>
+      <w:r>
+        <w:rPr>
+          <w:b/>
+        </w:rPr>
+        <w:t>Risks</w:t>
+      </w:r>
+      <w:r>
+        <w:t xml:space="preserve"> — the consolidated risk catalogue</w:t>
+      </w:r>
+    </w:p>
+    <w:p>
+      <w:r>
+        <w:t xml:space="preserve">And under </w:t>
+      </w:r>
+      <w:r>
+        <w:rPr>
+          <w:b/>
+        </w:rPr>
+        <w:t>Setup</w:t>
+      </w:r>
+      <w:r>
+        <w:t>:</w:t>
+      </w:r>
+    </w:p>
+    <w:p>
+      <w:pPr>
+        <w:pStyle w:val="ListBullet"/>
+      </w:pPr>
+      <w:r>
+        <w:rPr>
+          <w:b/>
+        </w:rPr>
+        <w:t>Deviation WO Types</w:t>
+      </w:r>
+      <w:r>
+        <w:t xml:space="preserve"> — Work Order types that require a deviation to be linked at save time</w:t>
+      </w:r>
+    </w:p>
+    <w:p>
+      <w:pPr>
+        <w:pStyle w:val="ListBullet"/>
+      </w:pPr>
+      <w:r>
+        <w:rPr>
+          <w:b/>
+        </w:rPr>
+        <w:t>Deviation WR Types</w:t>
+      </w:r>
+      <w:r>
+        <w:t xml:space="preserve"> — Work Request types that require a deviation</w:t>
+      </w:r>
+    </w:p>
+    <w:p>
+      <w:pPr>
+        <w:pStyle w:val="Heading3"/>
+      </w:pPr>
+      <w:bookmarkStart w:id="14" w:name="_Toc227592623"/>
+      <w:r>
+        <w:t>2.9 Good master-data hygiene</w:t>
+      </w:r>
+      <w:bookmarkEnd w:id="14"/>
+    </w:p>
+    <w:p>
+      <w:pPr>
+        <w:pStyle w:val="ListBullet"/>
+      </w:pPr>
+      <w:r>
+        <w:rPr>
+          <w:b/>
+        </w:rPr>
+        <w:t>Use short stable codes.</w:t>
+      </w:r>
+      <w:r>
+        <w:t xml:space="preserve"> Codes are referenced throughout the database and are hard to change after transactions exist.</w:t>
+      </w:r>
+    </w:p>
+    <w:p>
+      <w:pPr>
+        <w:pStyle w:val="ListBullet"/>
+      </w:pPr>
+      <w:r>
+        <w:rPr>
+          <w:b/>
+        </w:rPr>
+        <w:t>Do not delete</w:t>
+      </w:r>
+      <w:r>
+        <w:t xml:space="preserve"> master records that have been referenced by transactions — the system will block it. Flag them as inactive if your site's setup supports it, or leave them untouched.</w:t>
+      </w:r>
+    </w:p>
+    <w:p>
+      <w:pPr>
+        <w:pStyle w:val="ListBullet"/>
+      </w:pPr>
+      <w:r>
+        <w:rPr>
+          <w:b/>
+        </w:rPr>
+        <w:t>Review classifications with business owners before go-live.</w:t>
+      </w:r>
+      <w:r>
+        <w:t xml:space="preserve"> Renaming an Equipment Class after 10,000 equipment records exist is cosmetic only; merging or splitting classes later requires a data migration.</w:t>
+      </w:r>
+    </w:p>
+    <w:p>
+      <w:pPr>
+        <w:pStyle w:val="ListBullet"/>
+      </w:pPr>
+      <w:r>
+        <w:rPr>
+          <w:b/>
+        </w:rPr>
+        <w:t>Changes to Job Statuses are sensitive.</w:t>
+      </w:r>
+      <w:r>
+        <w:t xml:space="preserve"> Never delete `AP`, `AA` or `TC` — the application uses their codes in business rules.</w:t>
+      </w:r>
+    </w:p>
+    <w:p>
+      <w:r>
+        <w:br w:type="page"/>
+      </w:r>
+    </w:p>
+    <w:p>
+      <w:pPr>
+        <w:pStyle w:val="Heading2"/>
+      </w:pPr>
+      <w:bookmarkStart w:id="15" w:name="_Toc227592624"/>
+      <w:r>
+        <w:lastRenderedPageBreak/>
+        <w:t>3. User and role administration</w:t>
+      </w:r>
+      <w:bookmarkEnd w:id="15"/>
+    </w:p>
+    <w:p>
+      <w:pPr>
+        <w:pStyle w:val="Heading3"/>
+      </w:pPr>
+      <w:bookmarkStart w:id="16" w:name="_Toc227592625"/>
+      <w:r>
+        <w:t>3.1 Where users are managed</w:t>
+      </w:r>
+      <w:bookmarkEnd w:id="16"/>
+    </w:p>
+    <w:p>
+      <w:r>
+        <w:t xml:space="preserve">User accounts are managed by users with the </w:t>
+      </w:r>
+      <w:r>
+        <w:rPr>
+          <w:b/>
+        </w:rPr>
+        <w:t>Administrators</w:t>
+      </w:r>
+      <w:r>
+        <w:t xml:space="preserve"> role. Open the Admin navigation group and go to </w:t>
+      </w:r>
+      <w:r>
+        <w:rPr>
+          <w:b/>
+        </w:rPr>
+        <w:t>Users</w:t>
       </w:r>
       <w:r>
         <w:t>.</w:t>
@@ -5067,146 +4980,27 @@
     </w:p>
     <w:p>
       <w:pPr>
-        <w:pStyle w:val="ListNumber"/>
-      </w:pPr>
-      <w:r>
-        <w:t xml:space="preserve">Enter a unique </w:t>
-      </w:r>
-      <w:r>
-        <w:rPr>
-          <w:b/>
-        </w:rPr>
-        <w:t>User Name</w:t>
-      </w:r>
-      <w:r>
-        <w:t xml:space="preserve"> and an initial </w:t>
-      </w:r>
-      <w:r>
-        <w:rPr>
-          <w:b/>
-        </w:rPr>
-        <w:t>password</w:t>
-      </w:r>
-      <w:r>
-        <w:t>.</w:t>
-      </w:r>
-    </w:p>
-    <w:p>
-      <w:pPr>
-        <w:pStyle w:val="ListNumber"/>
-      </w:pPr>
-      <w:r>
-        <w:t xml:space="preserve">Set </w:t>
-      </w:r>
-      <w:r>
-        <w:rPr>
-          <w:b/>
-        </w:rPr>
-        <w:t>Change Password On First Logon</w:t>
-      </w:r>
-      <w:r>
-        <w:t xml:space="preserve"> if you want the user to reset the password at first sign-in.</w:t>
-      </w:r>
-    </w:p>
-    <w:p>
-      <w:pPr>
-        <w:pStyle w:val="ListNumber"/>
-      </w:pPr>
-      <w:r>
-        <w:t xml:space="preserve">Add the required </w:t>
-      </w:r>
-      <w:r>
-        <w:rPr>
-          <w:b/>
-        </w:rPr>
-        <w:t>Roles</w:t>
-      </w:r>
-      <w:r>
-        <w:t xml:space="preserve"> on the </w:t>
-      </w:r>
-      <w:r>
-        <w:rPr>
-          <w:b/>
-        </w:rPr>
-        <w:t>Roles</w:t>
-      </w:r>
-      <w:r>
-        <w:t xml:space="preserve"> tab.</w:t>
-      </w:r>
-    </w:p>
-    <w:p>
-      <w:pPr>
-        <w:pStyle w:val="ListNumber"/>
-      </w:pPr>
-      <w:r>
-        <w:t xml:space="preserve">Optionally link the user to a </w:t>
-      </w:r>
-      <w:r>
-        <w:rPr>
-          <w:b/>
-        </w:rPr>
-        <w:t>Technician</w:t>
-      </w:r>
-      <w:r>
-        <w:t xml:space="preserve">, </w:t>
-      </w:r>
-      <w:r>
-        <w:rPr>
-          <w:b/>
-        </w:rPr>
-        <w:t>Contractor</w:t>
-      </w:r>
-      <w:r>
-        <w:t xml:space="preserve"> or </w:t>
-      </w:r>
-      <w:r>
-        <w:rPr>
-          <w:b/>
-        </w:rPr>
-        <w:t>Position</w:t>
-      </w:r>
-      <w:r>
-        <w:t xml:space="preserve"> record.</w:t>
-      </w:r>
-    </w:p>
-    <w:p>
-      <w:pPr>
-        <w:pStyle w:val="ListNumber"/>
-      </w:pPr>
-      <w:r>
-        <w:rPr>
-          <w:b/>
-        </w:rPr>
-        <w:t>Save and Close</w:t>
-      </w:r>
-      <w:r>
-        <w:t>.</w:t>
-      </w:r>
-    </w:p>
-    <w:p>
-      <w:pPr>
         <w:jc w:val="center"/>
       </w:pPr>
       <w:r>
         <w:rPr>
           <w:noProof/>
         </w:rPr>
-        <w:lastRenderedPageBreak/>
         <w:drawing>
           <wp:inline distT="0" distB="0" distL="0" distR="0">
             <wp:extent cx="5029200" cy="2828925"/>
             <wp:effectExtent l="0" t="0" r="0" b="9525"/>
-            <wp:docPr id="7" name="Picture 7"/>
+            <wp:docPr id="6" name="Picture 6"/>
             <wp:cNvGraphicFramePr/>
             <a:graphic xmlns:a="http://schemas.openxmlformats.org/drawingml/2006/main">
               <a:graphicData uri="http://schemas.openxmlformats.org/drawingml/2006/picture">
                 <pic:pic xmlns:pic="http://schemas.openxmlformats.org/drawingml/2006/picture">
                   <pic:nvPicPr>
-                    <pic:cNvPr id="7" name=""/>
+                    <pic:cNvPr id="6" name=""/>
                     <pic:cNvPicPr/>
                   </pic:nvPicPr>
                   <pic:blipFill>
-                    <a:blip r:embed="rId10" cstate="print">
+                    <a:blip r:embed="rId12" cstate="print">
                       <a:extLst>
                         <a:ext uri="{28A0092B-C50C-407E-A947-70E740481C1C}">
                           <a14:useLocalDpi xmlns:a14="http://schemas.microsoft.com/office/drawing/2010/main" val="0"/>
@@ -5241,6 +5035,212 @@
         </w:rPr>
       </w:pPr>
       <w:r>
+        <w:t>Figure: User admin</w:t>
+      </w:r>
+    </w:p>
+    <w:p>
+      <w:pPr>
+        <w:pStyle w:val="Heading3"/>
+      </w:pPr>
+      <w:bookmarkStart w:id="17" w:name="_Toc227592626"/>
+      <w:r>
+        <w:t>3.2 Creating a user</w:t>
+      </w:r>
+      <w:bookmarkEnd w:id="17"/>
+    </w:p>
+    <w:p>
+      <w:pPr>
+        <w:pStyle w:val="ListNumber"/>
+      </w:pPr>
+      <w:r>
+        <w:t xml:space="preserve">Click </w:t>
+      </w:r>
+      <w:r>
+        <w:rPr>
+          <w:b/>
+        </w:rPr>
+        <w:t>New</w:t>
+      </w:r>
+      <w:r>
+        <w:t>.</w:t>
+      </w:r>
+    </w:p>
+    <w:p>
+      <w:pPr>
+        <w:pStyle w:val="ListNumber"/>
+      </w:pPr>
+      <w:r>
+        <w:t xml:space="preserve">Enter a unique </w:t>
+      </w:r>
+      <w:r>
+        <w:rPr>
+          <w:b/>
+        </w:rPr>
+        <w:t>User Name</w:t>
+      </w:r>
+      <w:r>
+        <w:t xml:space="preserve"> and an initial </w:t>
+      </w:r>
+      <w:r>
+        <w:rPr>
+          <w:b/>
+        </w:rPr>
+        <w:t>password</w:t>
+      </w:r>
+      <w:r>
+        <w:t>.</w:t>
+      </w:r>
+    </w:p>
+    <w:p>
+      <w:pPr>
+        <w:pStyle w:val="ListNumber"/>
+      </w:pPr>
+      <w:r>
+        <w:t xml:space="preserve">Set </w:t>
+      </w:r>
+      <w:r>
+        <w:rPr>
+          <w:b/>
+        </w:rPr>
+        <w:t>Change Password On First Logon</w:t>
+      </w:r>
+      <w:r>
+        <w:t xml:space="preserve"> if you want the user to reset the password at first sign-in.</w:t>
+      </w:r>
+    </w:p>
+    <w:p>
+      <w:pPr>
+        <w:pStyle w:val="ListNumber"/>
+      </w:pPr>
+      <w:r>
+        <w:t xml:space="preserve">Add the required </w:t>
+      </w:r>
+      <w:r>
+        <w:rPr>
+          <w:b/>
+        </w:rPr>
+        <w:t>Roles</w:t>
+      </w:r>
+      <w:r>
+        <w:t xml:space="preserve"> on the </w:t>
+      </w:r>
+      <w:r>
+        <w:rPr>
+          <w:b/>
+        </w:rPr>
+        <w:t>Roles</w:t>
+      </w:r>
+      <w:r>
+        <w:t xml:space="preserve"> tab.</w:t>
+      </w:r>
+    </w:p>
+    <w:p>
+      <w:pPr>
+        <w:pStyle w:val="ListNumber"/>
+      </w:pPr>
+      <w:r>
+        <w:t xml:space="preserve">Optionally link the user to a </w:t>
+      </w:r>
+      <w:r>
+        <w:rPr>
+          <w:b/>
+        </w:rPr>
+        <w:t>Technician</w:t>
+      </w:r>
+      <w:r>
+        <w:t xml:space="preserve">, </w:t>
+      </w:r>
+      <w:r>
+        <w:rPr>
+          <w:b/>
+        </w:rPr>
+        <w:t>Contractor</w:t>
+      </w:r>
+      <w:r>
+        <w:t xml:space="preserve"> or </w:t>
+      </w:r>
+      <w:r>
+        <w:rPr>
+          <w:b/>
+        </w:rPr>
+        <w:t>Position</w:t>
+      </w:r>
+      <w:r>
+        <w:t xml:space="preserve"> record.</w:t>
+      </w:r>
+    </w:p>
+    <w:p>
+      <w:pPr>
+        <w:pStyle w:val="ListNumber"/>
+      </w:pPr>
+      <w:r>
+        <w:rPr>
+          <w:b/>
+        </w:rPr>
+        <w:t>Save and Close</w:t>
+      </w:r>
+      <w:r>
+        <w:t>.</w:t>
+      </w:r>
+    </w:p>
+    <w:p>
+      <w:pPr>
+        <w:jc w:val="center"/>
+      </w:pPr>
+      <w:r>
+        <w:rPr>
+          <w:noProof/>
+        </w:rPr>
+        <w:lastRenderedPageBreak/>
+        <w:drawing>
+          <wp:inline distT="0" distB="0" distL="0" distR="0">
+            <wp:extent cx="5029200" cy="2828925"/>
+            <wp:effectExtent l="0" t="0" r="0" b="9525"/>
+            <wp:docPr id="7" name="Picture 7"/>
+            <wp:cNvGraphicFramePr/>
+            <a:graphic xmlns:a="http://schemas.openxmlformats.org/drawingml/2006/main">
+              <a:graphicData uri="http://schemas.openxmlformats.org/drawingml/2006/picture">
+                <pic:pic xmlns:pic="http://schemas.openxmlformats.org/drawingml/2006/picture">
+                  <pic:nvPicPr>
+                    <pic:cNvPr id="7" name=""/>
+                    <pic:cNvPicPr/>
+                  </pic:nvPicPr>
+                  <pic:blipFill>
+                    <a:blip r:embed="rId13" cstate="print">
+                      <a:extLst>
+                        <a:ext uri="{28A0092B-C50C-407E-A947-70E740481C1C}">
+                          <a14:useLocalDpi xmlns:a14="http://schemas.microsoft.com/office/drawing/2010/main" val="0"/>
+                        </a:ext>
+                      </a:extLst>
+                    </a:blip>
+                    <a:stretch>
+                      <a:fillRect/>
+                    </a:stretch>
+                  </pic:blipFill>
+                  <pic:spPr>
+                    <a:xfrm>
+                      <a:off x="0" y="0"/>
+                      <a:ext cx="5029200" cy="2828925"/>
+                    </a:xfrm>
+                    <a:prstGeom prst="rect">
+                      <a:avLst/>
+                    </a:prstGeom>
+                  </pic:spPr>
+                </pic:pic>
+              </a:graphicData>
+            </a:graphic>
+          </wp:inline>
+        </w:drawing>
+      </w:r>
+    </w:p>
+    <w:p>
+      <w:pPr>
+        <w:pStyle w:val="Caption"/>
+        <w:rPr>
+          <w:i w:val="0"/>
+        </w:rPr>
+      </w:pPr>
+      <w:r>
         <w:t>Figure: Role assignment</w:t>
       </w:r>
     </w:p>
@@ -5248,7 +5248,7 @@
       <w:pPr>
         <w:pStyle w:val="Heading3"/>
       </w:pPr>
-      <w:bookmarkStart w:id="18" w:name="_Toc227590652"/>
+      <w:bookmarkStart w:id="18" w:name="_Toc227592627"/>
       <w:r>
         <w:t>3.3 Roles reference</w:t>
       </w:r>
@@ -5586,7 +5586,7 @@
       <w:pPr>
         <w:pStyle w:val="Heading3"/>
       </w:pPr>
-      <w:bookmarkStart w:id="19" w:name="_Toc227590653"/>
+      <w:bookmarkStart w:id="19" w:name="_Toc227592628"/>
       <w:r>
         <w:t>3.4 Role design guidance</w:t>
       </w:r>
@@ -5652,7 +5652,7 @@
       <w:pPr>
         <w:pStyle w:val="Heading3"/>
       </w:pPr>
-      <w:bookmarkStart w:id="20" w:name="_Toc227590654"/>
+      <w:bookmarkStart w:id="20" w:name="_Toc227592629"/>
       <w:r>
         <w:t>3.5 Disabling a user</w:t>
       </w:r>
@@ -5676,7 +5676,7 @@
       <w:pPr>
         <w:pStyle w:val="Heading3"/>
       </w:pPr>
-      <w:bookmarkStart w:id="21" w:name="_Toc227590655"/>
+      <w:bookmarkStart w:id="21" w:name="_Toc227592630"/>
       <w:r>
         <w:t>3.6 Passwords</w:t>
       </w:r>
@@ -5707,7 +5707,7 @@
       <w:pPr>
         <w:pStyle w:val="Heading2"/>
       </w:pPr>
-      <w:bookmarkStart w:id="22" w:name="_Toc227590656"/>
+      <w:bookmarkStart w:id="22" w:name="_Toc227592631"/>
       <w:r>
         <w:lastRenderedPageBreak/>
         <w:t>4. Report management</w:t>
@@ -5718,7 +5718,7 @@
       <w:pPr>
         <w:pStyle w:val="Heading3"/>
       </w:pPr>
-      <w:bookmarkStart w:id="23" w:name="_Toc227590657"/>
+      <w:bookmarkStart w:id="23" w:name="_Toc227592632"/>
       <w:r>
         <w:t>4.1 Reports overview</w:t>
       </w:r>
@@ -5742,7 +5742,7 @@
       <w:pPr>
         <w:pStyle w:val="Heading3"/>
       </w:pPr>
-      <w:bookmarkStart w:id="24" w:name="_Toc227590658"/>
+      <w:bookmarkStart w:id="24" w:name="_Toc227592633"/>
       <w:r>
         <w:t>4.2 Where reports live in the repository</w:t>
       </w:r>
@@ -5794,7 +5794,7 @@
       <w:pPr>
         <w:pStyle w:val="Heading3"/>
       </w:pPr>
-      <w:bookmarkStart w:id="25" w:name="_Toc227590659"/>
+      <w:bookmarkStart w:id="25" w:name="_Toc227592634"/>
       <w:r>
         <w:t>4.3 Uploading a new report</w:t>
       </w:r>
@@ -5855,7 +5855,7 @@
                     <pic:cNvPicPr/>
                   </pic:nvPicPr>
                   <pic:blipFill>
-                    <a:blip r:embed="rId12">
+                    <a:blip r:embed="rId14">
                       <a:extLst>
                         <a:ext uri="{28A0092B-C50C-407E-A947-70E740481C1C}">
                           <a14:useLocalDpi xmlns:a14="http://schemas.microsoft.com/office/drawing/2010/main" val="0"/>
@@ -5920,7 +5920,7 @@
       <w:pPr>
         <w:pStyle w:val="Heading3"/>
       </w:pPr>
-      <w:bookmarkStart w:id="26" w:name="_Toc227590660"/>
+      <w:bookmarkStart w:id="26" w:name="_Toc227592635"/>
       <w:r>
         <w:t>4.4 Updating an existing report</w:t>
       </w:r>
@@ -5966,7 +5966,7 @@
       <w:pPr>
         <w:pStyle w:val="Heading3"/>
       </w:pPr>
-      <w:bookmarkStart w:id="27" w:name="_Toc227590661"/>
+      <w:bookmarkStart w:id="27" w:name="_Toc227592636"/>
       <w:r>
         <w:t>4.5 Built-in reports shipped</w:t>
       </w:r>
@@ -6082,7 +6082,7 @@
       <w:pPr>
         <w:pStyle w:val="Heading2"/>
       </w:pPr>
-      <w:bookmarkStart w:id="28" w:name="_Toc227590662"/>
+      <w:bookmarkStart w:id="28" w:name="_Toc227592637"/>
       <w:r>
         <w:lastRenderedPageBreak/>
         <w:t>5. Configuration</w:t>
@@ -6093,7 +6093,7 @@
       <w:pPr>
         <w:pStyle w:val="Heading3"/>
       </w:pPr>
-      <w:bookmarkStart w:id="29" w:name="_Toc227590663"/>
+      <w:bookmarkStart w:id="29" w:name="_Toc227592638"/>
       <w:r>
         <w:t>5.1 Where configuration lives</w:t>
       </w:r>
@@ -6126,7 +6126,7 @@
                     <pic:cNvPicPr/>
                   </pic:nvPicPr>
                   <pic:blipFill>
-                    <a:blip r:embed="rId13">
+                    <a:blip r:embed="rId15">
                       <a:extLst>
                         <a:ext uri="{28A0092B-C50C-407E-A947-70E740481C1C}">
                           <a14:useLocalDpi xmlns:a14="http://schemas.microsoft.com/office/drawing/2010/main" val="0"/>
@@ -6168,7 +6168,7 @@
       <w:pPr>
         <w:pStyle w:val="Heading3"/>
       </w:pPr>
-      <w:bookmarkStart w:id="30" w:name="_Toc227590664"/>
+      <w:bookmarkStart w:id="30" w:name="_Toc227592639"/>
       <w:r>
         <w:t>5.2 Connection string</w:t>
       </w:r>
@@ -6197,7 +6197,7 @@
       <w:pPr>
         <w:pStyle w:val="Heading3"/>
       </w:pPr>
-      <w:bookmarkStart w:id="31" w:name="_Toc227590665"/>
+      <w:bookmarkStart w:id="31" w:name="_Toc227592640"/>
       <w:r>
         <w:t>5.3 Email settings</w:t>
       </w:r>
@@ -6324,7 +6324,7 @@
       <w:pPr>
         <w:pStyle w:val="Heading3"/>
       </w:pPr>
-      <w:bookmarkStart w:id="32" w:name="_Toc227590666"/>
+      <w:bookmarkStart w:id="32" w:name="_Toc227592641"/>
       <w:r>
         <w:t>5.4 SAP B1 settings</w:t>
       </w:r>
@@ -6569,7 +6569,7 @@
       <w:pPr>
         <w:pStyle w:val="Heading3"/>
       </w:pPr>
-      <w:bookmarkStart w:id="33" w:name="_Toc227590667"/>
+      <w:bookmarkStart w:id="33" w:name="_Toc227592642"/>
       <w:r>
         <w:t>5.5 Error and trace settings</w:t>
       </w:r>
@@ -6640,7 +6640,7 @@
       <w:pPr>
         <w:pStyle w:val="Heading3"/>
       </w:pPr>
-      <w:bookmarkStart w:id="34" w:name="_Toc227590668"/>
+      <w:bookmarkStart w:id="34" w:name="_Toc227592643"/>
       <w:r>
         <w:t>5.6 Authentication</w:t>
       </w:r>
@@ -6665,7 +6665,7 @@
       <w:pPr>
         <w:pStyle w:val="Heading3"/>
       </w:pPr>
-      <w:bookmarkStart w:id="35" w:name="_Toc227590669"/>
+      <w:bookmarkStart w:id="35" w:name="_Toc227592644"/>
       <w:r>
         <w:t>5.7 Protecting credentials</w:t>
       </w:r>
@@ -6710,7 +6710,7 @@
       <w:pPr>
         <w:pStyle w:val="Heading2"/>
       </w:pPr>
-      <w:bookmarkStart w:id="36" w:name="_Toc227590670"/>
+      <w:bookmarkStart w:id="36" w:name="_Toc227592645"/>
       <w:r>
         <w:lastRenderedPageBreak/>
         <w:t>6. Database updates</w:t>
@@ -6721,7 +6721,7 @@
       <w:pPr>
         <w:pStyle w:val="Heading3"/>
       </w:pPr>
-      <w:bookmarkStart w:id="37" w:name="_Toc227590671"/>
+      <w:bookmarkStart w:id="37" w:name="_Toc227592646"/>
       <w:r>
         <w:t>6.1 Two-stage update</w:t>
       </w:r>
@@ -6764,7 +6764,7 @@
       <w:pPr>
         <w:pStyle w:val="Heading3"/>
       </w:pPr>
-      <w:bookmarkStart w:id="38" w:name="_Toc227590672"/>
+      <w:bookmarkStart w:id="38" w:name="_Toc227592647"/>
       <w:r>
         <w:t>6.2 Debug vs release behaviour</w:t>
       </w:r>
@@ -6779,7 +6779,7 @@
       <w:pPr>
         <w:pStyle w:val="Heading3"/>
       </w:pPr>
-      <w:bookmarkStart w:id="39" w:name="_Toc227590673"/>
+      <w:bookmarkStart w:id="39" w:name="_Toc227592648"/>
       <w:r>
         <w:t>6.3 Deployment checklist</w:t>
       </w:r>
@@ -6840,7 +6840,7 @@
       <w:pPr>
         <w:pStyle w:val="Heading3"/>
       </w:pPr>
-      <w:bookmarkStart w:id="40" w:name="_Toc227590674"/>
+      <w:bookmarkStart w:id="40" w:name="_Toc227592649"/>
       <w:r>
         <w:t>6.4 Ad-hoc SQL patches</w:t>
       </w:r>
@@ -6888,7 +6888,7 @@
       <w:pPr>
         <w:pStyle w:val="Heading3"/>
       </w:pPr>
-      <w:bookmarkStart w:id="41" w:name="_Toc227590675"/>
+      <w:bookmarkStart w:id="41" w:name="_Toc227592650"/>
       <w:r>
         <w:t>6.5 Rolling back</w:t>
       </w:r>
@@ -6908,7 +6908,7 @@
       <w:pPr>
         <w:pStyle w:val="Heading2"/>
       </w:pPr>
-      <w:bookmarkStart w:id="42" w:name="_Toc227590676"/>
+      <w:bookmarkStart w:id="42" w:name="_Toc227592651"/>
       <w:r>
         <w:lastRenderedPageBreak/>
         <w:t>7. Workflow server service</w:t>
@@ -6919,7 +6919,7 @@
       <w:pPr>
         <w:pStyle w:val="Heading3"/>
       </w:pPr>
-      <w:bookmarkStart w:id="43" w:name="_Toc227590677"/>
+      <w:bookmarkStart w:id="43" w:name="_Toc227592652"/>
       <w:r>
         <w:t>7.1 What it does</w:t>
       </w:r>
@@ -6943,7 +6943,7 @@
       <w:pPr>
         <w:pStyle w:val="Heading3"/>
       </w:pPr>
-      <w:bookmarkStart w:id="44" w:name="_Toc227590678"/>
+      <w:bookmarkStart w:id="44" w:name="_Toc227592653"/>
       <w:r>
         <w:t>7.2 Installation</w:t>
       </w:r>
@@ -7007,7 +7007,7 @@
       <w:pPr>
         <w:pStyle w:val="Heading3"/>
       </w:pPr>
-      <w:bookmarkStart w:id="45" w:name="_Toc227590679"/>
+      <w:bookmarkStart w:id="45" w:name="_Toc227592654"/>
       <w:r>
         <w:t>7.3 Configuration</w:t>
       </w:r>
@@ -7022,7 +7022,7 @@
       <w:pPr>
         <w:pStyle w:val="Heading3"/>
       </w:pPr>
-      <w:bookmarkStart w:id="46" w:name="_Toc227590680"/>
+      <w:bookmarkStart w:id="46" w:name="_Toc227592655"/>
       <w:r>
         <w:t>7.4 Operating</w:t>
       </w:r>
@@ -7074,7 +7074,7 @@
       <w:pPr>
         <w:pStyle w:val="Heading3"/>
       </w:pPr>
-      <w:bookmarkStart w:id="47" w:name="_Toc227590681"/>
+      <w:bookmarkStart w:id="47" w:name="_Toc227592656"/>
       <w:r>
         <w:t>7.5 Troubleshooting</w:t>
       </w:r>
@@ -7131,7 +7131,7 @@
       <w:pPr>
         <w:pStyle w:val="Heading2"/>
       </w:pPr>
-      <w:bookmarkStart w:id="48" w:name="_Toc227590682"/>
+      <w:bookmarkStart w:id="48" w:name="_Toc227592657"/>
       <w:r>
         <w:lastRenderedPageBreak/>
         <w:t>8. Troubleshooting</w:t>
@@ -7142,7 +7142,7 @@
       <w:pPr>
         <w:pStyle w:val="Heading3"/>
       </w:pPr>
-      <w:bookmarkStart w:id="49" w:name="_Toc227590683"/>
+      <w:bookmarkStart w:id="49" w:name="_Toc227592658"/>
       <w:r>
         <w:t>8.1 Application log</w:t>
       </w:r>
@@ -7157,7 +7157,7 @@
       <w:pPr>
         <w:pStyle w:val="Heading3"/>
       </w:pPr>
-      <w:bookmarkStart w:id="50" w:name="_Toc227590684"/>
+      <w:bookmarkStart w:id="50" w:name="_Toc227592659"/>
       <w:r>
         <w:t>8.2 Common issues</w:t>
       </w:r>
@@ -7251,7 +7251,7 @@
       <w:pPr>
         <w:pStyle w:val="Heading3"/>
       </w:pPr>
-      <w:bookmarkStart w:id="51" w:name="_Toc227590685"/>
+      <w:bookmarkStart w:id="51" w:name="_Toc227592660"/>
       <w:r>
         <w:t>8.3 Collecting diagnostics for a support ticket</w:t>
       </w:r>
@@ -7306,7 +7306,7 @@
       <w:pPr>
         <w:pStyle w:val="Heading3"/>
       </w:pPr>
-      <w:bookmarkStart w:id="52" w:name="_Toc227590686"/>
+      <w:bookmarkStart w:id="52" w:name="_Toc227592661"/>
       <w:r>
         <w:t>8.4 Recovering from a corrupted Application Model</w:t>
       </w:r>
@@ -7355,7 +7355,7 @@
       <w:pPr>
         <w:pStyle w:val="Heading2"/>
       </w:pPr>
-      <w:bookmarkStart w:id="53" w:name="_Toc227590687"/>
+      <w:bookmarkStart w:id="53" w:name="_Toc227592662"/>
       <w:r>
         <w:lastRenderedPageBreak/>
         <w:t>9. Reference tables</w:t>
@@ -7366,7 +7366,7 @@
       <w:pPr>
         <w:pStyle w:val="Heading3"/>
       </w:pPr>
-      <w:bookmarkStart w:id="54" w:name="_Toc227590688"/>
+      <w:bookmarkStart w:id="54" w:name="_Toc227592663"/>
       <w:r>
         <w:t>9.1 Document type codes</w:t>
       </w:r>
@@ -7592,7 +7592,7 @@
       <w:pPr>
         <w:pStyle w:val="Heading3"/>
       </w:pPr>
-      <w:bookmarkStart w:id="55" w:name="_Toc227590689"/>
+      <w:bookmarkStart w:id="55" w:name="_Toc227592664"/>
       <w:r>
         <w:t>9.2 Job status codes</w:t>
       </w:r>
@@ -7763,7 +7763,7 @@
       <w:pPr>
         <w:pStyle w:val="Heading3"/>
       </w:pPr>
-      <w:bookmarkStart w:id="56" w:name="_Toc227590690"/>
+      <w:bookmarkStart w:id="56" w:name="_Toc227592665"/>
       <w:r>
         <w:t>9.3 Equipment status values</w:t>
       </w:r>
@@ -7899,7 +7899,7 @@
       <w:pPr>
         <w:pStyle w:val="Heading3"/>
       </w:pPr>
-      <w:bookmarkStart w:id="57" w:name="_Toc227590691"/>
+      <w:bookmarkStart w:id="57" w:name="_Toc227592666"/>
       <w:r>
         <w:t>9.4 Deviation status values</w:t>
       </w:r>
@@ -7914,7 +7914,7 @@
       <w:pPr>
         <w:pStyle w:val="Heading3"/>
       </w:pPr>
-      <w:bookmarkStart w:id="58" w:name="_Toc227590692"/>
+      <w:bookmarkStart w:id="58" w:name="_Toc227592667"/>
       <w:r>
         <w:t>9.5 Deviation types</w:t>
       </w:r>
@@ -7929,7 +7929,7 @@
       <w:pPr>
         <w:pStyle w:val="Heading3"/>
       </w:pPr>
-      <w:bookmarkStart w:id="59" w:name="_Toc227590693"/>
+      <w:bookmarkStart w:id="59" w:name="_Toc227592668"/>
       <w:r>
         <w:t>9.6 All role names recognised by the code</w:t>
       </w:r>
@@ -7959,12 +7959,12 @@
       <w:bookmarkEnd w:id="60"/>
     </w:p>
     <w:sectPr>
-      <w:headerReference w:type="even" r:id="rId14"/>
-      <w:headerReference w:type="default" r:id="rId15"/>
-      <w:footerReference w:type="even" r:id="rId16"/>
-      <w:footerReference w:type="default" r:id="rId17"/>
-      <w:headerReference w:type="first" r:id="rId18"/>
-      <w:footerReference w:type="first" r:id="rId19"/>
+      <w:headerReference w:type="even" r:id="rId16"/>
+      <w:headerReference w:type="default" r:id="rId17"/>
+      <w:footerReference w:type="even" r:id="rId18"/>
+      <w:footerReference w:type="default" r:id="rId19"/>
+      <w:headerReference w:type="first" r:id="rId20"/>
+      <w:footerReference w:type="first" r:id="rId21"/>
       <w:pgSz w:w="12240" w:h="15840"/>
       <w:pgMar w:top="1440" w:right="1440" w:bottom="1440" w:left="1440" w:header="720" w:footer="720" w:gutter="0"/>
       <w:cols w:space="720"/>
@@ -8163,7 +8163,7 @@
   <w:abstractNum w:abstractNumId="0">
     <w:nsid w:val="FFFFFF88"/>
     <w:multiLevelType w:val="singleLevel"/>
-    <w:tmpl w:val="7C424EEC"/>
+    <w:tmpl w:val="7CD8D70A"/>
     <w:lvl w:ilvl="0">
       <w:start w:val="1"/>
       <w:numFmt w:val="decimal"/>
@@ -8181,7 +8181,7 @@
   <w:abstractNum w:abstractNumId="1">
     <w:nsid w:val="FFFFFF89"/>
     <w:multiLevelType w:val="singleLevel"/>
-    <w:tmpl w:val="ACD03AE0"/>
+    <w:tmpl w:val="FC365044"/>
     <w:lvl w:ilvl="0">
       <w:start w:val="1"/>
       <w:numFmt w:val="bullet"/>
@@ -8612,7 +8612,7 @@
     <w:link w:val="Heading1Char"/>
     <w:uiPriority w:val="9"/>
     <w:qFormat/>
-    <w:rsid w:val="008B1495"/>
+    <w:rsid w:val="008B36BD"/>
     <w:pPr>
       <w:keepNext/>
       <w:keepLines/>
@@ -8634,7 +8634,7 @@
     <w:uiPriority w:val="9"/>
     <w:unhideWhenUsed/>
     <w:qFormat/>
-    <w:rsid w:val="008B1495"/>
+    <w:rsid w:val="008B36BD"/>
     <w:pPr>
       <w:keepNext/>
       <w:keepLines/>
@@ -8656,7 +8656,7 @@
     <w:uiPriority w:val="9"/>
     <w:unhideWhenUsed/>
     <w:qFormat/>
-    <w:rsid w:val="008B1495"/>
+    <w:rsid w:val="008B36BD"/>
     <w:pPr>
       <w:keepNext/>
       <w:keepLines/>
@@ -8704,7 +8704,7 @@
     <w:link w:val="TitleChar"/>
     <w:uiPriority w:val="10"/>
     <w:qFormat/>
-    <w:rsid w:val="008B1495"/>
+    <w:rsid w:val="008B36BD"/>
     <w:pPr>
       <w:spacing w:after="0" w:line="240" w:lineRule="auto"/>
       <w:contextualSpacing/>
@@ -8722,7 +8722,7 @@
     <w:basedOn w:val="DefaultParagraphFont"/>
     <w:link w:val="Title"/>
     <w:uiPriority w:val="10"/>
-    <w:rsid w:val="008B1495"/>
+    <w:rsid w:val="008B36BD"/>
     <w:rPr>
       <w:rFonts w:asciiTheme="majorHAnsi" w:eastAsiaTheme="majorEastAsia" w:hAnsiTheme="majorHAnsi" w:cstheme="majorBidi"/>
       <w:spacing w:val="-10"/>
@@ -8738,7 +8738,7 @@
     <w:link w:val="SubtitleChar"/>
     <w:uiPriority w:val="11"/>
     <w:qFormat/>
-    <w:rsid w:val="008B1495"/>
+    <w:rsid w:val="008B36BD"/>
     <w:pPr>
       <w:numPr>
         <w:ilvl w:val="1"/>
@@ -8755,7 +8755,7 @@
     <w:basedOn w:val="DefaultParagraphFont"/>
     <w:link w:val="Subtitle"/>
     <w:uiPriority w:val="11"/>
-    <w:rsid w:val="008B1495"/>
+    <w:rsid w:val="008B36BD"/>
     <w:rPr>
       <w:rFonts w:eastAsiaTheme="minorEastAsia"/>
       <w:color w:val="5A5A5A" w:themeColor="text1" w:themeTint="A5"/>
@@ -8769,7 +8769,7 @@
     <w:uiPriority w:val="35"/>
     <w:unhideWhenUsed/>
     <w:qFormat/>
-    <w:rsid w:val="008B1495"/>
+    <w:rsid w:val="008B36BD"/>
     <w:pPr>
       <w:spacing w:after="200" w:line="240" w:lineRule="auto"/>
     </w:pPr>
@@ -8786,7 +8786,7 @@
     <w:basedOn w:val="DefaultParagraphFont"/>
     <w:link w:val="Heading2"/>
     <w:uiPriority w:val="9"/>
-    <w:rsid w:val="008B1495"/>
+    <w:rsid w:val="008B36BD"/>
     <w:rPr>
       <w:rFonts w:asciiTheme="majorHAnsi" w:eastAsiaTheme="majorEastAsia" w:hAnsiTheme="majorHAnsi" w:cstheme="majorBidi"/>
       <w:color w:val="2E74B5" w:themeColor="accent1" w:themeShade="BF"/>
@@ -8799,7 +8799,7 @@
     <w:basedOn w:val="DefaultParagraphFont"/>
     <w:link w:val="Heading3"/>
     <w:uiPriority w:val="9"/>
-    <w:rsid w:val="008B1495"/>
+    <w:rsid w:val="008B36BD"/>
     <w:rPr>
       <w:rFonts w:asciiTheme="majorHAnsi" w:eastAsiaTheme="majorEastAsia" w:hAnsiTheme="majorHAnsi" w:cstheme="majorBidi"/>
       <w:color w:val="1F4D78" w:themeColor="accent1" w:themeShade="7F"/>
@@ -8812,7 +8812,7 @@
     <w:basedOn w:val="Normal"/>
     <w:uiPriority w:val="99"/>
     <w:unhideWhenUsed/>
-    <w:rsid w:val="008B1495"/>
+    <w:rsid w:val="008B36BD"/>
     <w:pPr>
       <w:numPr>
         <w:numId w:val="1"/>
@@ -8825,7 +8825,7 @@
     <w:basedOn w:val="Normal"/>
     <w:uiPriority w:val="99"/>
     <w:unhideWhenUsed/>
-    <w:rsid w:val="008B1495"/>
+    <w:rsid w:val="008B36BD"/>
     <w:pPr>
       <w:numPr>
         <w:numId w:val="2"/>
@@ -8838,7 +8838,7 @@
     <w:basedOn w:val="DefaultParagraphFont"/>
     <w:link w:val="Heading1"/>
     <w:uiPriority w:val="9"/>
-    <w:rsid w:val="008B1495"/>
+    <w:rsid w:val="008B36BD"/>
     <w:rPr>
       <w:rFonts w:asciiTheme="majorHAnsi" w:eastAsiaTheme="majorEastAsia" w:hAnsiTheme="majorHAnsi" w:cstheme="majorBidi"/>
       <w:color w:val="2E74B5" w:themeColor="accent1" w:themeShade="BF"/>
@@ -8853,7 +8853,7 @@
     <w:autoRedefine/>
     <w:uiPriority w:val="39"/>
     <w:unhideWhenUsed/>
-    <w:rsid w:val="008B1495"/>
+    <w:rsid w:val="008B36BD"/>
     <w:pPr>
       <w:spacing w:after="100"/>
     </w:pPr>
@@ -8865,7 +8865,7 @@
     <w:autoRedefine/>
     <w:uiPriority w:val="39"/>
     <w:unhideWhenUsed/>
-    <w:rsid w:val="008B1495"/>
+    <w:rsid w:val="008B36BD"/>
     <w:pPr>
       <w:spacing w:after="100"/>
       <w:ind w:left="220"/>
@@ -8878,7 +8878,7 @@
     <w:autoRedefine/>
     <w:uiPriority w:val="39"/>
     <w:unhideWhenUsed/>
-    <w:rsid w:val="008B1495"/>
+    <w:rsid w:val="008B36BD"/>
     <w:pPr>
       <w:spacing w:after="100"/>
       <w:ind w:left="440"/>
@@ -8890,7 +8890,7 @@
     <w:link w:val="HeaderChar"/>
     <w:uiPriority w:val="99"/>
     <w:unhideWhenUsed/>
-    <w:rsid w:val="008B1495"/>
+    <w:rsid w:val="008B36BD"/>
     <w:pPr>
       <w:tabs>
         <w:tab w:val="center" w:pos="4680"/>
@@ -8904,7 +8904,7 @@
     <w:basedOn w:val="DefaultParagraphFont"/>
     <w:link w:val="Header"/>
     <w:uiPriority w:val="99"/>
-    <w:rsid w:val="008B1495"/>
+    <w:rsid w:val="008B36BD"/>
     <w:rPr>
       <w:rFonts w:ascii="Calibri" w:hAnsi="Calibri" w:cs="Calibri"/>
     </w:rPr>
@@ -8915,7 +8915,7 @@
     <w:link w:val="FooterChar"/>
     <w:uiPriority w:val="99"/>
     <w:unhideWhenUsed/>
-    <w:rsid w:val="008B1495"/>
+    <w:rsid w:val="008B36BD"/>
     <w:pPr>
       <w:tabs>
         <w:tab w:val="center" w:pos="4680"/>
@@ -8929,7 +8929,7 @@
     <w:basedOn w:val="DefaultParagraphFont"/>
     <w:link w:val="Footer"/>
     <w:uiPriority w:val="99"/>
-    <w:rsid w:val="008B1495"/>
+    <w:rsid w:val="008B36BD"/>
     <w:rPr>
       <w:rFonts w:ascii="Calibri" w:hAnsi="Calibri" w:cs="Calibri"/>
     </w:rPr>
@@ -8940,7 +8940,7 @@
     <w:uiPriority w:val="99"/>
     <w:semiHidden/>
     <w:unhideWhenUsed/>
-    <w:rsid w:val="008B1495"/>
+    <w:rsid w:val="008B36BD"/>
   </w:style>
 </w:styles>
 </file>
